--- a/Files/02 - Shemos/08 - Tetzaveh/5784/Tetzaveh 5784 (2)/Tetzaveh (2) 5784.docx
+++ b/Files/02 - Shemos/08 - Tetzaveh/5784/Tetzaveh 5784 (2)/Tetzaveh (2) 5784.docx
@@ -986,7 +986,7 @@
         <w:rPr>
           <w:rFonts w:ascii="Times New Roman" w:hAnsi="Times New Roman" w:cs="Times New Roman"/>
         </w:rPr>
-        <w:t>. The</w:t>
+        <w:t xml:space="preserve">. The </w:t>
       </w:r>
       <w:r>
         <w:rPr>
@@ -1052,7 +1052,7 @@
         <w:rPr>
           <w:rFonts w:ascii="Times New Roman" w:hAnsi="Times New Roman" w:cs="Times New Roman"/>
         </w:rPr>
-        <w:t xml:space="preserve"> of</w:t>
+        <w:t xml:space="preserve"> of </w:t>
       </w:r>
       <w:r>
         <w:rPr>
@@ -1440,7 +1440,7 @@
         <w:rPr>
           <w:rFonts w:ascii="Times New Roman" w:hAnsi="Times New Roman" w:cs="Times New Roman"/>
         </w:rPr>
-        <w:t>So</w:t>
+        <w:t xml:space="preserve">So </w:t>
       </w:r>
       <w:r>
         <w:rPr>
@@ -1516,7 +1516,7 @@
           <w:rFonts w:ascii="Times New Roman" w:hAnsi="Times New Roman" w:cs="Times New Roman" w:hint="cs"/>
           <w:rtl/>
         </w:rPr>
-        <w:t>הוא</w:t>
+        <w:t xml:space="preserve">הוא </w:t>
       </w:r>
       <w:r>
         <w:rPr>
